--- a/06_可直接打开的Word版/02_选择题题库__选择题按章节__10_Logistic回归分析.docx
+++ b/06_可直接打开的Word版/02_选择题题库__选择题按章节__10_Logistic回归分析.docx
@@ -3,11 +3,11 @@
 <w:document xmlns:wpc="http://schemas.microsoft.com/office/word/2010/wordprocessingCanvas" xmlns:mo="http://schemas.microsoft.com/office/mac/office/2008/main" xmlns:mc="http://schemas.openxmlformats.org/markup-compatibility/2006" xmlns:mv="urn:schemas-microsoft-com:mac:vml" xmlns:o="urn:schemas-microsoft-com:office:office" xmlns:r="http://schemas.openxmlformats.org/officeDocument/2006/relationships" xmlns:m="http://schemas.openxmlformats.org/officeDocument/2006/math" xmlns:v="urn:schemas-microsoft-com:vml" xmlns:wp14="http://schemas.microsoft.com/office/word/2010/wordprocessingDrawing" xmlns:wp="http://schemas.openxmlformats.org/drawingml/2006/wordprocessingDrawing" xmlns:w10="urn:schemas-microsoft-com:office:word" xmlns:w="http://schemas.openxmlformats.org/wordprocessingml/2006/main" xmlns:w14="http://schemas.microsoft.com/office/word/2010/wordml" xmlns:wpg="http://schemas.microsoft.com/office/word/2010/wordprocessingGroup" xmlns:wpi="http://schemas.microsoft.com/office/word/2010/wordprocessingInk" xmlns:wne="http://schemas.microsoft.com/office/word/2006/wordml" xmlns:wps="http://schemas.microsoft.com/office/word/2010/wordprocessingShape" mc:Ignorable="w14 wp14">
   <w:body>
     <w:p>
-      <w:pPr>
-        <w:pStyle w:val="Heading1"/>
-      </w:pPr>
       <w:r>
-        <w:t>Logistic回归分析</w:t>
+        <w:rPr>
+          <w:rFonts w:ascii="Microsoft YaHei" w:hAnsi="Microsoft YaHei" w:eastAsia="Microsoft YaHei"/>
+        </w:rPr>
+        <w:t>﻿# Logistic回归分析</w:t>
       </w:r>
     </w:p>
     <w:p/>
@@ -15,7 +15,6 @@
       <w:r>
         <w:rPr>
           <w:rFonts w:ascii="Microsoft YaHei" w:hAnsi="Microsoft YaHei" w:eastAsia="Microsoft YaHei"/>
-          <w:sz w:val="22"/>
         </w:rPr>
         <w:t>??: 6</w:t>
       </w:r>
@@ -25,7 +24,6 @@
       <w:r>
         <w:rPr>
           <w:rFonts w:ascii="Microsoft YaHei" w:hAnsi="Microsoft YaHei" w:eastAsia="Microsoft YaHei"/>
-          <w:sz w:val="22"/>
         </w:rPr>
         <w:t>1关于logistic回归下列说法错误的是</w:t>
       </w:r>
@@ -34,7 +32,6 @@
       <w:r>
         <w:rPr>
           <w:rFonts w:ascii="Microsoft YaHei" w:hAnsi="Microsoft YaHei" w:eastAsia="Microsoft YaHei"/>
-          <w:sz w:val="22"/>
         </w:rPr>
         <w:t>A、是概率型非线性回归</w:t>
       </w:r>
@@ -43,7 +40,6 @@
       <w:r>
         <w:rPr>
           <w:rFonts w:ascii="Microsoft YaHei" w:hAnsi="Microsoft YaHei" w:eastAsia="Microsoft YaHei"/>
-          <w:sz w:val="22"/>
         </w:rPr>
         <w:t>B、回归系数的估计通常用最大似然法</w:t>
       </w:r>
@@ -52,7 +48,6 @@
       <w:r>
         <w:rPr>
           <w:rFonts w:ascii="Microsoft YaHei" w:hAnsi="Microsoft YaHei" w:eastAsia="Microsoft YaHei"/>
-          <w:sz w:val="22"/>
         </w:rPr>
         <w:t>C、逐步回归法得到的模型一定是最佳模型</w:t>
       </w:r>
@@ -61,7 +56,6 @@
       <w:r>
         <w:rPr>
           <w:rFonts w:ascii="Microsoft YaHei" w:hAnsi="Microsoft YaHei" w:eastAsia="Microsoft YaHei"/>
-          <w:sz w:val="22"/>
         </w:rPr>
         <w:t>D、常用于流行病学研究中危险因素的分析</w:t>
       </w:r>
@@ -70,7 +64,6 @@
       <w:r>
         <w:rPr>
           <w:rFonts w:ascii="Microsoft YaHei" w:hAnsi="Microsoft YaHei" w:eastAsia="Microsoft YaHei"/>
-          <w:sz w:val="22"/>
         </w:rPr>
         <w:t>E、要求样本量足够大</w:t>
       </w:r>
@@ -80,7 +73,6 @@
       <w:r>
         <w:rPr>
           <w:rFonts w:ascii="Microsoft YaHei" w:hAnsi="Microsoft YaHei" w:eastAsia="Microsoft YaHei"/>
-          <w:sz w:val="22"/>
         </w:rPr>
         <w:t>2对于logistic回归中自变量的叙述错误的是</w:t>
       </w:r>
@@ -89,7 +81,6 @@
       <w:r>
         <w:rPr>
           <w:rFonts w:ascii="Microsoft YaHei" w:hAnsi="Microsoft YaHei" w:eastAsia="Microsoft YaHei"/>
-          <w:sz w:val="22"/>
         </w:rPr>
         <w:t>A、有序变量可以数量化后按连续变量分析</w:t>
       </w:r>
@@ -98,7 +89,6 @@
       <w:r>
         <w:rPr>
           <w:rFonts w:ascii="Microsoft YaHei" w:hAnsi="Microsoft YaHei" w:eastAsia="Microsoft YaHei"/>
-          <w:sz w:val="22"/>
         </w:rPr>
         <w:t>B、有序变量可以化为哑变量后再进行分析</w:t>
       </w:r>
@@ -107,7 +97,6 @@
       <w:r>
         <w:rPr>
           <w:rFonts w:ascii="Microsoft YaHei" w:hAnsi="Microsoft YaHei" w:eastAsia="Microsoft YaHei"/>
-          <w:sz w:val="22"/>
         </w:rPr>
         <w:t>C、连续变量均直接进行分析</w:t>
       </w:r>
@@ -116,7 +105,6 @@
       <w:r>
         <w:rPr>
           <w:rFonts w:ascii="Microsoft YaHei" w:hAnsi="Microsoft YaHei" w:eastAsia="Microsoft YaHei"/>
-          <w:sz w:val="22"/>
         </w:rPr>
         <w:t>D、无序的多分类变量需要化为哑变量后再进行分析</w:t>
       </w:r>
@@ -125,7 +113,6 @@
       <w:r>
         <w:rPr>
           <w:rFonts w:ascii="Microsoft YaHei" w:hAnsi="Microsoft YaHei" w:eastAsia="Microsoft YaHei"/>
-          <w:sz w:val="22"/>
         </w:rPr>
         <w:t>E、哑变量需同进同出</w:t>
       </w:r>
@@ -135,7 +122,6 @@
       <w:r>
         <w:rPr>
           <w:rFonts w:ascii="Microsoft YaHei" w:hAnsi="Microsoft YaHei" w:eastAsia="Microsoft YaHei"/>
-          <w:sz w:val="22"/>
         </w:rPr>
         <w:t>3关于logistic回归的应用说法错误的是 E</w:t>
       </w:r>
@@ -144,7 +130,6 @@
       <w:r>
         <w:rPr>
           <w:rFonts w:ascii="Microsoft YaHei" w:hAnsi="Microsoft YaHei" w:eastAsia="Microsoft YaHei"/>
-          <w:sz w:val="22"/>
         </w:rPr>
         <w:t>A、可用于流行病学研究中危险因素的分析</w:t>
       </w:r>
@@ -153,7 +138,6 @@
       <w:r>
         <w:rPr>
           <w:rFonts w:ascii="Microsoft YaHei" w:hAnsi="Microsoft YaHei" w:eastAsia="Microsoft YaHei"/>
-          <w:sz w:val="22"/>
         </w:rPr>
         <w:t>B、可用于控制混杂因素</w:t>
       </w:r>
@@ -162,7 +146,6 @@
       <w:r>
         <w:rPr>
           <w:rFonts w:ascii="Microsoft YaHei" w:hAnsi="Microsoft YaHei" w:eastAsia="Microsoft YaHei"/>
-          <w:sz w:val="22"/>
         </w:rPr>
         <w:t>C、可用于预测某事件发生的概率</w:t>
       </w:r>
@@ -171,7 +154,6 @@
       <w:r>
         <w:rPr>
           <w:rFonts w:ascii="Microsoft YaHei" w:hAnsi="Microsoft YaHei" w:eastAsia="Microsoft YaHei"/>
-          <w:sz w:val="22"/>
         </w:rPr>
         <w:t>D、可用于判别分析</w:t>
       </w:r>
@@ -180,7 +162,6 @@
       <w:r>
         <w:rPr>
           <w:rFonts w:ascii="Microsoft YaHei" w:hAnsi="Microsoft YaHei" w:eastAsia="Microsoft YaHei"/>
-          <w:sz w:val="22"/>
         </w:rPr>
         <w:t>E、可用于生存资料的分析</w:t>
       </w:r>
@@ -190,7 +171,6 @@
       <w:r>
         <w:rPr>
           <w:rFonts w:ascii="Microsoft YaHei" w:hAnsi="Microsoft YaHei" w:eastAsia="Microsoft YaHei"/>
-          <w:sz w:val="22"/>
         </w:rPr>
         <w:t>4logistic逐步回归分析时，若增大进入的α值，则进入方程的变量一般会</w:t>
       </w:r>
@@ -199,7 +179,6 @@
       <w:r>
         <w:rPr>
           <w:rFonts w:ascii="Microsoft YaHei" w:hAnsi="Microsoft YaHei" w:eastAsia="Microsoft YaHei"/>
-          <w:sz w:val="22"/>
         </w:rPr>
         <w:t>A、增多</w:t>
       </w:r>
@@ -208,7 +187,6 @@
       <w:r>
         <w:rPr>
           <w:rFonts w:ascii="Microsoft YaHei" w:hAnsi="Microsoft YaHei" w:eastAsia="Microsoft YaHei"/>
-          <w:sz w:val="22"/>
         </w:rPr>
         <w:t>B、减少</w:t>
       </w:r>
@@ -217,7 +195,6 @@
       <w:r>
         <w:rPr>
           <w:rFonts w:ascii="Microsoft YaHei" w:hAnsi="Microsoft YaHei" w:eastAsia="Microsoft YaHei"/>
-          <w:sz w:val="22"/>
         </w:rPr>
         <w:t>C、不变</w:t>
       </w:r>
@@ -226,7 +203,6 @@
       <w:r>
         <w:rPr>
           <w:rFonts w:ascii="Microsoft YaHei" w:hAnsi="Microsoft YaHei" w:eastAsia="Microsoft YaHei"/>
-          <w:sz w:val="22"/>
         </w:rPr>
         <w:t>D、可增多也可减少</w:t>
       </w:r>
@@ -235,7 +211,6 @@
       <w:r>
         <w:rPr>
           <w:rFonts w:ascii="Microsoft YaHei" w:hAnsi="Microsoft YaHei" w:eastAsia="Microsoft YaHei"/>
-          <w:sz w:val="22"/>
         </w:rPr>
         <w:t>E、以上都不对</w:t>
       </w:r>
@@ -245,7 +220,6 @@
       <w:r>
         <w:rPr>
           <w:rFonts w:ascii="Microsoft YaHei" w:hAnsi="Microsoft YaHei" w:eastAsia="Microsoft YaHei"/>
-          <w:sz w:val="22"/>
         </w:rPr>
         <w:t>5在logistic回归分析中，应变量（y）的取值不能是</w:t>
       </w:r>
@@ -254,7 +228,6 @@
       <w:r>
         <w:rPr>
           <w:rFonts w:ascii="Microsoft YaHei" w:hAnsi="Microsoft YaHei" w:eastAsia="Microsoft YaHei"/>
-          <w:sz w:val="22"/>
         </w:rPr>
         <w:t>A、二分类变量</w:t>
       </w:r>
@@ -263,7 +236,6 @@
       <w:r>
         <w:rPr>
           <w:rFonts w:ascii="Microsoft YaHei" w:hAnsi="Microsoft YaHei" w:eastAsia="Microsoft YaHei"/>
-          <w:sz w:val="22"/>
         </w:rPr>
         <w:t>B、三分类变量</w:t>
       </w:r>
@@ -272,7 +244,6 @@
       <w:r>
         <w:rPr>
           <w:rFonts w:ascii="Microsoft YaHei" w:hAnsi="Microsoft YaHei" w:eastAsia="Microsoft YaHei"/>
-          <w:sz w:val="22"/>
         </w:rPr>
         <w:t>C、无序多分类变量</w:t>
       </w:r>
@@ -281,7 +252,6 @@
       <w:r>
         <w:rPr>
           <w:rFonts w:ascii="Microsoft YaHei" w:hAnsi="Microsoft YaHei" w:eastAsia="Microsoft YaHei"/>
-          <w:sz w:val="22"/>
         </w:rPr>
         <w:t>D、有序多分类变量</w:t>
       </w:r>
@@ -290,7 +260,6 @@
       <w:r>
         <w:rPr>
           <w:rFonts w:ascii="Microsoft YaHei" w:hAnsi="Microsoft YaHei" w:eastAsia="Microsoft YaHei"/>
-          <w:sz w:val="22"/>
         </w:rPr>
         <w:t>E、连续性数值变</w:t>
       </w:r>
@@ -300,7 +269,6 @@
       <w:r>
         <w:rPr>
           <w:rFonts w:ascii="Microsoft YaHei" w:hAnsi="Microsoft YaHei" w:eastAsia="Microsoft YaHei"/>
-          <w:sz w:val="22"/>
         </w:rPr>
         <w:t>6 Logistic回归分析中的回归系数与优势比OR值的关系为</w:t>
       </w:r>
@@ -309,7 +277,6 @@
       <w:r>
         <w:rPr>
           <w:rFonts w:ascii="Microsoft YaHei" w:hAnsi="Microsoft YaHei" w:eastAsia="Microsoft YaHei"/>
-          <w:sz w:val="22"/>
         </w:rPr>
         <w:t>A、若β&gt;0则OR &lt;1</w:t>
       </w:r>
@@ -318,7 +285,6 @@
       <w:r>
         <w:rPr>
           <w:rFonts w:ascii="Microsoft YaHei" w:hAnsi="Microsoft YaHei" w:eastAsia="Microsoft YaHei"/>
-          <w:sz w:val="22"/>
         </w:rPr>
         <w:t>B、若β&gt;0则OR &lt;0</w:t>
       </w:r>
@@ -327,7 +293,6 @@
       <w:r>
         <w:rPr>
           <w:rFonts w:ascii="Microsoft YaHei" w:hAnsi="Microsoft YaHei" w:eastAsia="Microsoft YaHei"/>
-          <w:sz w:val="22"/>
         </w:rPr>
         <w:t>C、若β&lt;0则OR &lt;0</w:t>
       </w:r>
@@ -336,7 +301,6 @@
       <w:r>
         <w:rPr>
           <w:rFonts w:ascii="Microsoft YaHei" w:hAnsi="Microsoft YaHei" w:eastAsia="Microsoft YaHei"/>
-          <w:sz w:val="22"/>
         </w:rPr>
         <w:t>D、若β&lt;0则OR &lt;1</w:t>
       </w:r>
@@ -345,7 +309,6 @@
       <w:r>
         <w:rPr>
           <w:rFonts w:ascii="Microsoft YaHei" w:hAnsi="Microsoft YaHei" w:eastAsia="Microsoft YaHei"/>
-          <w:sz w:val="22"/>
         </w:rPr>
         <w:t>E、若β=0则OR = 0</w:t>
       </w:r>
@@ -725,7 +688,7 @@
     <w:rsid w:val="00FC693F"/>
     <w:rPr>
       <w:rFonts w:ascii="Microsoft YaHei" w:hAnsi="Microsoft YaHei" w:eastAsia="Microsoft YaHei"/>
-      <w:sz w:val="22"/>
+      <w:sz w:val="21"/>
     </w:rPr>
   </w:style>
   <w:style w:type="paragraph" w:styleId="Header">
